--- a/docs/content/introduction/introduction_activity.docx
+++ b/docs/content/introduction/introduction_activity.docx
@@ -31,7 +31,7 @@
         <w:pStyle w:val="Date"/>
       </w:pPr>
       <w:r>
-        <w:t xml:space="preserve">2026-09-04</w:t>
+        <w:t xml:space="preserve">2026-09-08</w:t>
       </w:r>
     </w:p>
     <w:p>

--- a/docs/content/introduction/introduction_activity.docx
+++ b/docs/content/introduction/introduction_activity.docx
@@ -2059,7 +2059,7 @@
       </w:r>
     </w:p>
     <w:bookmarkEnd w:id="27"/>
-    <w:bookmarkStart w:id="33" w:name="extension-out-of-class-3040-min"/>
+    <w:bookmarkStart w:id="31" w:name="extension-out-of-class-3040-min"/>
     <w:p>
       <w:pPr>
         <w:pStyle w:val="Heading1"/>
@@ -2077,7 +2077,7 @@
           <w:i/>
           <w:iCs/>
         </w:rPr>
-        <w:t xml:space="preserve">Your first solo R session. Use the leaf dataset from class</w:t>
+        <w:t xml:space="preserve">Your first solo R session. Put all of it in a script —</w:t>
       </w:r>
       <w:r>
         <w:rPr>
@@ -2085,13 +2085,6 @@
           <w:iCs/>
         </w:rPr>
         <w:t xml:space="preserve"> </w:t>
-      </w:r>
-      <w:r>
-        <w:rPr>
-          <w:i/>
-          <w:iCs/>
-        </w:rPr>
-        <w:t xml:space="preserve">(</w:t>
       </w:r>
       <w:r>
         <w:rPr>
@@ -2099,230 +2092,130 @@
           <w:i/>
           <w:iCs/>
         </w:rPr>
-        <w:t xml:space="preserve">data/2026_06_25_tree_experiment_raw_data.xlsx</w:t>
+        <w:t xml:space="preserve">scripts/01_first_look.R</w:t>
       </w:r>
       <w:r>
         <w:rPr>
           <w:i/>
           <w:iCs/>
         </w:rPr>
-        <w:t xml:space="preserve">). Everything you need was in</w:t>
+        <w:t xml:space="preserve"> </w:t>
       </w:r>
       <w:r>
         <w:rPr>
           <w:i/>
           <w:iCs/>
         </w:rPr>
-        <w:t xml:space="preserve"> </w:t>
+        <w:t xml:space="preserve">—</w:t>
       </w:r>
       <w:r>
         <w:rPr>
           <w:i/>
           <w:iCs/>
         </w:rPr>
-        <w:t xml:space="preserve">Lecture/Worksheet 01–02.</w:t>
-      </w:r>
-    </w:p>
-    <w:tbl>
-      <w:tblPr>
-        <w:tblStyle w:val="Table"/>
-        <w:tblLook w:firstRow="0" w:lastRow="0" w:firstColumn="0" w:lastColumn="0" w:noHBand="0" w:noVBand="0" w:val="0000"/>
-        <w:tblBorders>
-          <w:top w:val="single" w:sz="4" w:space="0" w:color="CC1914"/>
-          <w:left w:val="single" w:sz="24" w:space="0" w:color="CC1914"/>
-          <w:bottom w:val="single" w:sz="4" w:space="0" w:color="CC1914"/>
-          <w:right w:val="single" w:sz="4" w:space="0" w:color="CC1914"/>
-        </w:tblBorders>
-        <w:tblCellMar>
-          <w:left w:w="144" w:type="dxa"/>
-          <w:right w:w="144" w:type="dxa"/>
-        </w:tblCellMar>
-        <w:tblLook w:firstRow="0" w:lastRow="0" w:firstColumn="0" w:lastColumn="0" w:noHBand="0" w:noVBand="0" w:val="0000"/>
-      </w:tblPr>
-      <w:tr>
-        <w:trPr>
-          <w:cantSplit/>
-        </w:trPr>
-        <w:tc>
-          <w:tcPr>
-            <w:shd w:color="auto" w:fill="f7dddc" w:val="clear"/>
-            <w:tcMar>
-              <w:top w:w="92" w:type="dxa"/>
-              <w:bottom w:w="92" w:type="dxa"/>
-            </w:tcMar>
-          </w:tcPr>
-          <w:p>
-            <w:pPr>
-              <w:pStyle w:val="BodyText"/>
-            </w:pPr>
-            <w:pPr>
-              <w:spacing w:before="0" w:after="0"/>
-              <w:textAlignment w:val="center"/>
-            </w:pPr>
-            <w:r>
-              <w:drawing>
-                <wp:inline>
-                  <wp:extent cx="152400" cy="152400"/>
-                  <wp:effectExtent b="0" l="0" r="0" t="0"/>
-                  <wp:docPr descr="" title="" id="28" name="Picture"/>
-                  <a:graphic>
-                    <a:graphicData uri="http://schemas.openxmlformats.org/drawingml/2006/picture">
-                      <pic:pic>
-                        <pic:nvPicPr>
-                          <pic:cNvPr descr="/Applications/Positron.app/Contents/Resources/app/quarto/share/formats/docx/important.png" id="29" name="Picture"/>
-                          <pic:cNvPicPr>
-                            <a:picLocks noChangeArrowheads="1" noChangeAspect="1"/>
-                          </pic:cNvPicPr>
-                        </pic:nvPicPr>
-                        <pic:blipFill>
-                          <a:blip r:embed="rId15"/>
-                          <a:stretch>
-                            <a:fillRect/>
-                          </a:stretch>
-                        </pic:blipFill>
-                        <pic:spPr bwMode="auto">
-                          <a:xfrm>
-                            <a:off x="0" y="0"/>
-                            <a:ext cx="152400" cy="152400"/>
-                          </a:xfrm>
-                          <a:prstGeom prst="rect">
-                            <a:avLst/>
-                          </a:prstGeom>
-                          <a:noFill/>
-                          <a:ln w="9525">
-                            <a:noFill/>
-                            <a:headEnd/>
-                            <a:tailEnd/>
-                          </a:ln>
-                        </pic:spPr>
-                      </pic:pic>
-                    </a:graphicData>
-                  </a:graphic>
-                </wp:inline>
-              </w:drawing>
-            </w:r>
-            <w:r>
-              <w:t xml:space="preserve"> </w:t>
-            </w:r>
-            <w:r>
-              <w:t xml:space="preserve"> </w:t>
-            </w:r>
-            <w:r>
-              <w:t xml:space="preserve">Important</w:t>
-            </w:r>
-          </w:p>
-        </w:tc>
-      </w:tr>
-      <w:tr>
-        <w:trPr>
-          <w:cantSplit/>
-        </w:trPr>
-        <w:tc>
-          <w:tcPr>
-            <w:tcMar>
-              <w:top w:w="108" w:type="dxa"/>
-              <w:bottom w:w="108" w:type="dxa"/>
-            </w:tcMar>
-          </w:tcPr>
-          <w:p>
-            <w:pPr>
-              <w:pStyle w:val="BodyText"/>
-            </w:pPr>
-            <w:pPr>
-              <w:spacing w:before="16" w:after="16"/>
-            </w:pPr>
-            <w:r>
-              <w:rPr>
-                <w:b/>
-                <w:bCs/>
-              </w:rPr>
-              <w:t xml:space="preserve">E2 and E3 must be handwritten</w:t>
-            </w:r>
-            <w:r>
-              <w:t xml:space="preserve"> </w:t>
-            </w:r>
-            <w:r>
-              <w:t xml:space="preserve">on paper, photographed, and embedded</w:t>
-            </w:r>
-            <w:r>
-              <w:t xml:space="preserve"> </w:t>
-            </w:r>
-            <w:r>
-              <w:t xml:space="preserve">(</w:t>
-            </w:r>
-            <w:r>
-              <w:rPr>
-                <w:rStyle w:val="VerbatimChar"/>
-              </w:rPr>
-              <w:t xml:space="preserve">![caption](my_photo.jpg)</w:t>
-            </w:r>
-            <w:r>
-              <w:t xml:space="preserve">). Typed answers get</w:t>
-            </w:r>
-            <w:r>
-              <w:t xml:space="preserve"> </w:t>
-            </w:r>
-            <w:r>
-              <w:rPr>
-                <w:b/>
-                <w:bCs/>
-              </w:rPr>
-              <w:t xml:space="preserve">at most half credit, even if</w:t>
-            </w:r>
-            <w:r>
-              <w:rPr>
-                <w:b/>
-                <w:bCs/>
-              </w:rPr>
-              <w:t xml:space="preserve"> </w:t>
-            </w:r>
-            <w:r>
-              <w:rPr>
-                <w:b/>
-                <w:bCs/>
-              </w:rPr>
-              <w:t xml:space="preserve">correct</w:t>
-            </w:r>
-            <w:r>
-              <w:t xml:space="preserve"> </w:t>
-            </w:r>
-            <w:r>
-              <w:t xml:space="preserve">— this is about your prediction</w:t>
-            </w:r>
-            <w:r>
-              <w:t xml:space="preserve"> </w:t>
-            </w:r>
-            <w:r>
-              <w:rPr>
-                <w:i/>
-                <w:iCs/>
-              </w:rPr>
-              <w:t xml:space="preserve">before</w:t>
-            </w:r>
-            <w:r>
-              <w:t xml:space="preserve"> </w:t>
-            </w:r>
-            <w:r>
-              <w:t xml:space="preserve">the output and your own words</w:t>
-            </w:r>
-            <w:r>
-              <w:t xml:space="preserve"> </w:t>
-            </w:r>
-            <w:r>
-              <w:t xml:space="preserve">after.</w:t>
-            </w:r>
-          </w:p>
-          <w:p/>
-        </w:tc>
-      </w:tr>
-    </w:tbl>
-    <w:bookmarkStart w:id="30" w:name="e1-load-and-plot-3-pts"/>
+        <w:t xml:space="preserve"> </w:t>
+      </w:r>
+      <w:r>
+        <w:rPr>
+          <w:i/>
+          <w:iCs/>
+        </w:rPr>
+        <w:t xml:space="preserve">that you turn in, with a</w:t>
+      </w:r>
+      <w:r>
+        <w:rPr>
+          <w:i/>
+          <w:iCs/>
+        </w:rPr>
+        <w:t xml:space="preserve"> </w:t>
+      </w:r>
+      <w:r>
+        <w:rPr>
+          <w:rStyle w:val="VerbatimChar"/>
+          <w:i/>
+          <w:iCs/>
+        </w:rPr>
+        <w:t xml:space="preserve">#</w:t>
+      </w:r>
+      <w:r>
+        <w:rPr>
+          <w:i/>
+          <w:iCs/>
+        </w:rPr>
+        <w:t xml:space="preserve"> </w:t>
+      </w:r>
+      <w:r>
+        <w:rPr>
+          <w:i/>
+          <w:iCs/>
+        </w:rPr>
+        <w:t xml:space="preserve">comment at the start of each code chunk. Use the leaf</w:t>
+      </w:r>
+      <w:r>
+        <w:rPr>
+          <w:i/>
+          <w:iCs/>
+        </w:rPr>
+        <w:t xml:space="preserve"> </w:t>
+      </w:r>
+      <w:r>
+        <w:rPr>
+          <w:i/>
+          <w:iCs/>
+        </w:rPr>
+        <w:t xml:space="preserve">dataset from class (</w:t>
+      </w:r>
+      <w:r>
+        <w:rPr>
+          <w:rStyle w:val="VerbatimChar"/>
+          <w:i/>
+          <w:iCs/>
+        </w:rPr>
+        <w:t xml:space="preserve">data/2026_09_03_data_sci_leaf_area.xlsx</w:t>
+      </w:r>
+      <w:r>
+        <w:rPr>
+          <w:i/>
+          <w:iCs/>
+        </w:rPr>
+        <w:t xml:space="preserve">); download it again</w:t>
+      </w:r>
+      <w:r>
+        <w:rPr>
+          <w:i/>
+          <w:iCs/>
+        </w:rPr>
+        <w:t xml:space="preserve"> </w:t>
+      </w:r>
+      <w:r>
+        <w:rPr>
+          <w:i/>
+          <w:iCs/>
+        </w:rPr>
+        <w:t xml:space="preserve">from Activity 02 if you don’t have it. Everything you need was in Lecture/Activity</w:t>
+      </w:r>
+      <w:r>
+        <w:rPr>
+          <w:i/>
+          <w:iCs/>
+        </w:rPr>
+        <w:t xml:space="preserve"> </w:t>
+      </w:r>
+      <w:r>
+        <w:rPr>
+          <w:i/>
+          <w:iCs/>
+        </w:rPr>
+        <w:t xml:space="preserve">01–02.</w:t>
+      </w:r>
+    </w:p>
+    <w:bookmarkStart w:id="28" w:name="e1-load-and-plot-4-pts"/>
     <w:p>
       <w:pPr>
         <w:pStyle w:val="Heading2"/>
       </w:pPr>
       <w:r>
-        <w:t xml:space="preserve">E1 · Load and plot (3 pts)</w:t>
+        <w:t xml:space="preserve">E1 · Load and plot (4 pts)</w:t>
       </w:r>
     </w:p>
     <w:p>
@@ -2331,6 +2224,15 @@
       </w:pPr>
       <w:r>
         <w:rPr>
+          <w:rStyle w:val="CommentTok"/>
+        </w:rPr>
+        <w:t xml:space="preserve"># ---- Extension: first look at the leaf data ----</w:t>
+      </w:r>
+      <w:r>
+        <w:br/>
+      </w:r>
+      <w:r>
+        <w:rPr>
           <w:rStyle w:val="FunctionTok"/>
         </w:rPr>
         <w:t xml:space="preserve">library</w:t>
@@ -2361,9 +2263,27 @@
       </w:r>
       <w:r>
         <w:rPr>
+          <w:rStyle w:val="FunctionTok"/>
+        </w:rPr>
+        <w:t xml:space="preserve">library</w:t>
+      </w:r>
+      <w:r>
+        <w:rPr>
           <w:rStyle w:val="NormalTok"/>
         </w:rPr>
-        <w:t xml:space="preserve">tree_df </w:t>
+        <w:t xml:space="preserve">(janitor)</w:t>
+      </w:r>
+      <w:r>
+        <w:br/>
+      </w:r>
+      <w:r>
+        <w:br/>
+      </w:r>
+      <w:r>
+        <w:rPr>
+          <w:rStyle w:val="NormalTok"/>
+        </w:rPr>
+        <w:t xml:space="preserve">leaf_df </w:t>
       </w:r>
       <w:r>
         <w:rPr>
@@ -2393,21 +2313,48 @@
         <w:rPr>
           <w:rStyle w:val="StringTok"/>
         </w:rPr>
-        <w:t xml:space="preserve">"data/2026_06_25_tree_experiment_raw_data.xlsx"</w:t>
+        <w:t xml:space="preserve">"data/2026_09_03_data_sci_leaf_area.xlsx"</w:t>
       </w:r>
       <w:r>
         <w:rPr>
           <w:rStyle w:val="NormalTok"/>
         </w:rPr>
-        <w:t xml:space="preserve">)</w:t>
+        <w:t xml:space="preserve">) </w:t>
+      </w:r>
+      <w:r>
+        <w:rPr>
+          <w:rStyle w:val="SpecialCharTok"/>
+        </w:rPr>
+        <w:t xml:space="preserve">%&gt;%</w:t>
       </w:r>
       <w:r>
         <w:br/>
       </w:r>
       <w:r>
+        <w:rPr>
+          <w:rStyle w:val="NormalTok"/>
+        </w:rPr>
+        <w:t xml:space="preserve">  </w:t>
+      </w:r>
+      <w:r>
+        <w:rPr>
+          <w:rStyle w:val="FunctionTok"/>
+        </w:rPr>
+        <w:t xml:space="preserve">clean_names</w:t>
+      </w:r>
+      <w:r>
+        <w:rPr>
+          <w:rStyle w:val="NormalTok"/>
+        </w:rPr>
+        <w:t xml:space="preserve">()</w:t>
+      </w:r>
+      <w:r>
         <w:br/>
       </w:r>
       <w:r>
+        <w:br/>
+      </w:r>
+      <w:r>
         <w:rPr>
           <w:rStyle w:val="FunctionTok"/>
         </w:rPr>
@@ -2417,7 +2364,7 @@
         <w:rPr>
           <w:rStyle w:val="NormalTok"/>
         </w:rPr>
-        <w:t xml:space="preserve">(tree_df)</w:t>
+        <w:t xml:space="preserve">(leaf_df)</w:t>
       </w:r>
       <w:r>
         <w:br/>
@@ -2427,9 +2374,18 @@
       </w:r>
       <w:r>
         <w:rPr>
+          <w:rStyle w:val="CommentTok"/>
+        </w:rPr>
+        <w:t xml:space="preserve"># scatter: does petiole length go with leaf mass? colour by shade</w:t>
+      </w:r>
+      <w:r>
+        <w:br/>
+      </w:r>
+      <w:r>
+        <w:rPr>
           <w:rStyle w:val="NormalTok"/>
         </w:rPr>
-        <w:t xml:space="preserve">tree_df </w:t>
+        <w:t xml:space="preserve">leaf_df </w:t>
       </w:r>
       <w:r>
         <w:rPr>
@@ -2480,7 +2436,7 @@
         <w:rPr>
           <w:rStyle w:val="NormalTok"/>
         </w:rPr>
-        <w:t xml:space="preserve"> width_cm, </w:t>
+        <w:t xml:space="preserve"> petiole_mm, </w:t>
       </w:r>
       <w:r>
         <w:rPr>
@@ -2492,7 +2448,7 @@
         <w:rPr>
           <w:rStyle w:val="NormalTok"/>
         </w:rPr>
-        <w:t xml:space="preserve"> weight_g, </w:t>
+        <w:t xml:space="preserve"> mass_g, </w:t>
       </w:r>
       <w:r>
         <w:rPr>
@@ -2504,7 +2460,7 @@
         <w:rPr>
           <w:rStyle w:val="NormalTok"/>
         </w:rPr>
-        <w:t xml:space="preserve"> side)) </w:t>
+        <w:t xml:space="preserve"> shade)) </w:t>
       </w:r>
       <w:r>
         <w:rPr>
@@ -2624,7 +2580,7 @@
         <w:rPr>
           <w:rStyle w:val="StringTok"/>
         </w:rPr>
-        <w:t xml:space="preserve">"Leaf width (cm)"</w:t>
+        <w:t xml:space="preserve">"Petiole length (mm)"</w:t>
       </w:r>
       <w:r>
         <w:rPr>
@@ -2648,7 +2604,7 @@
         <w:rPr>
           <w:rStyle w:val="StringTok"/>
         </w:rPr>
-        <w:t xml:space="preserve">"Leaf weight (g)"</w:t>
+        <w:t xml:space="preserve">"Leaf mass (g)"</w:t>
       </w:r>
       <w:r>
         <w:rPr>
@@ -2672,7 +2628,7 @@
         <w:rPr>
           <w:rStyle w:val="StringTok"/>
         </w:rPr>
-        <w:t xml:space="preserve">"Side"</w:t>
+        <w:t xml:space="preserve">"Shade"</w:t>
       </w:r>
       <w:r>
         <w:rPr>
@@ -2740,41 +2696,44 @@
         <w:t xml:space="preserve">dpi = 300</w:t>
       </w:r>
       <w:r>
-        <w:t xml:space="preserve">. In one sentence each: do heavier</w:t>
-      </w:r>
-      <w:r>
-        <w:t xml:space="preserve"> </w:t>
-      </w:r>
-      <w:r>
-        <w:t xml:space="preserve">leaves also tend to be wider? Which side looks heavier, just from the plot?</w:t>
-      </w:r>
-    </w:p>
-    <w:bookmarkEnd w:id="30"/>
-    <w:bookmarkStart w:id="31" w:name="e2-predict-then-check-by-hand-3-pts"/>
+        <w:t xml:space="preserve">. In one sentence each (as</w:t>
+      </w:r>
+      <w:r>
+        <w:t xml:space="preserve"> </w:t>
+      </w:r>
+      <w:r>
+        <w:rPr>
+          <w:rStyle w:val="VerbatimChar"/>
+        </w:rPr>
+        <w:t xml:space="preserve">#</w:t>
+      </w:r>
+      <w:r>
+        <w:t xml:space="preserve"> </w:t>
+      </w:r>
+      <w:r>
+        <w:t xml:space="preserve">comments</w:t>
+      </w:r>
+      <w:r>
+        <w:t xml:space="preserve"> </w:t>
+      </w:r>
+      <w:r>
+        <w:t xml:space="preserve">in your script): do leaves with longer petioles tend to be heavier? Which side</w:t>
+      </w:r>
+      <w:r>
+        <w:t xml:space="preserve"> </w:t>
+      </w:r>
+      <w:r>
+        <w:t xml:space="preserve">looks heavier, just from the plot?</w:t>
+      </w:r>
+    </w:p>
+    <w:bookmarkEnd w:id="28"/>
+    <w:bookmarkStart w:id="29" w:name="e2-predict-then-check-3-pts"/>
     <w:p>
       <w:pPr>
         <w:pStyle w:val="Heading2"/>
       </w:pPr>
       <w:r>
-        <w:t xml:space="preserve">E2 · Predict, then check — ✍️ by hand (3 pts)</w:t>
-      </w:r>
-    </w:p>
-    <w:p>
-      <w:pPr>
-        <w:pStyle w:val="FirstParagraph"/>
-      </w:pPr>
-      <w:r>
-        <w:rPr>
-          <w:b/>
-          <w:bCs/>
-        </w:rPr>
-        <w:t xml:space="preserve">Your ID code:</w:t>
-      </w:r>
-      <w:r>
-        <w:t xml:space="preserve"> </w:t>
-      </w:r>
-      <w:r>
-        <w:t xml:space="preserve">last two digits of your student ID.</w:t>
+        <w:t xml:space="preserve">E2 · Predict, then check (3 pts)</w:t>
       </w:r>
     </w:p>
     <w:p>
@@ -2786,7 +2745,7 @@
         </w:numPr>
       </w:pPr>
       <w:r>
-        <w:t xml:space="preserve">From memory of your E1 scatter, sketch by hand what a</w:t>
+        <w:t xml:space="preserve">From memory of your E1 scatter, describe in a comment what a</w:t>
       </w:r>
       <w:r>
         <w:t xml:space="preserve"> </w:t>
@@ -2811,7 +2770,7 @@
         <w:rPr>
           <w:rStyle w:val="VerbatimChar"/>
         </w:rPr>
-        <w:t xml:space="preserve">weight_g</w:t>
+        <w:t xml:space="preserve">mass_g</w:t>
       </w:r>
       <w:r>
         <w:t xml:space="preserve"> </w:t>
@@ -2826,7 +2785,7 @@
         <w:rPr>
           <w:rStyle w:val="VerbatimChar"/>
         </w:rPr>
-        <w:t xml:space="preserve">side</w:t>
+        <w:t xml:space="preserve">shade</w:t>
       </w:r>
       <w:r>
         <w:t xml:space="preserve"> </w:t>
@@ -2884,7 +2843,7 @@
         <w:rPr>
           <w:rStyle w:val="VerbatimChar"/>
         </w:rPr>
-        <w:t xml:space="preserve">tree_df %&gt;% ggplot(aes(x = side, y = weight_g)) + geom_boxplot()</w:t>
+        <w:t xml:space="preserve">leaf_df %&gt;% ggplot(aes(x = shade, y = mass_g)) + geom_boxplot()</w:t>
       </w:r>
     </w:p>
     <w:p>
@@ -2896,7 +2855,7 @@
         </w:numPr>
       </w:pPr>
       <w:r>
-        <w:t xml:space="preserve">By hand, compare sketch to reality: right about which side is higher? more</w:t>
+        <w:t xml:space="preserve">Compare your description to reality: right about which side is higher? more</w:t>
       </w:r>
       <w:r>
         <w:t xml:space="preserve"> </w:t>
@@ -2914,7 +2873,7 @@
         </w:numPr>
       </w:pPr>
       <w:r>
-        <w:t xml:space="preserve">Run</w:t>
+        <w:t xml:space="preserve">Pick any row number 1–53 and run</w:t>
       </w:r>
       <w:r>
         <w:t xml:space="preserve"> </w:t>
@@ -2923,19 +2882,16 @@
         <w:rPr>
           <w:rStyle w:val="VerbatimChar"/>
         </w:rPr>
-        <w:t xml:space="preserve">tree_df %&gt;% filter(index == &lt;your ID code&gt;)</w:t>
-      </w:r>
-      <w:r>
-        <w:t xml:space="preserve"> </w:t>
-      </w:r>
-      <w:r>
-        <w:t xml:space="preserve">(if it exceeds the row</w:t>
-      </w:r>
-      <w:r>
-        <w:t xml:space="preserve"> </w:t>
-      </w:r>
-      <w:r>
-        <w:t xml:space="preserve">count, use</w:t>
+        <w:t xml:space="preserve">leaf_df %&gt;% slice(&lt;that number&gt;)</w:t>
+      </w:r>
+      <w:r>
+        <w:t xml:space="preserve">. Write</w:t>
+      </w:r>
+      <w:r>
+        <w:t xml:space="preserve"> </w:t>
+      </w:r>
+      <w:r>
+        <w:t xml:space="preserve">that one leaf’s</w:t>
       </w:r>
       <w:r>
         <w:t xml:space="preserve"> </w:t>
@@ -2944,16 +2900,10 @@
         <w:rPr>
           <w:rStyle w:val="VerbatimChar"/>
         </w:rPr>
-        <w:t xml:space="preserve">index == &lt;ID code&gt; %% nrow(tree_df)</w:t>
-      </w:r>
-      <w:r>
-        <w:t xml:space="preserve">). By hand, write that one</w:t>
-      </w:r>
-      <w:r>
-        <w:t xml:space="preserve"> </w:t>
-      </w:r>
-      <w:r>
-        <w:t xml:space="preserve">leaf’s</w:t>
+        <w:t xml:space="preserve">shade</w:t>
+      </w:r>
+      <w:r>
+        <w:t xml:space="preserve">,</w:t>
       </w:r>
       <w:r>
         <w:t xml:space="preserve"> </w:t>
@@ -2962,7 +2912,7 @@
         <w:rPr>
           <w:rStyle w:val="VerbatimChar"/>
         </w:rPr>
-        <w:t xml:space="preserve">side</w:t>
+        <w:t xml:space="preserve">mass_g</w:t>
       </w:r>
       <w:r>
         <w:t xml:space="preserve">,</w:t>
@@ -2974,10 +2924,10 @@
         <w:rPr>
           <w:rStyle w:val="VerbatimChar"/>
         </w:rPr>
-        <w:t xml:space="preserve">weight_g</w:t>
-      </w:r>
-      <w:r>
-        <w:t xml:space="preserve">,</w:t>
+        <w:t xml:space="preserve">petiole_mm</w:t>
+      </w:r>
+      <w:r>
+        <w:t xml:space="preserve">, and</w:t>
       </w:r>
       <w:r>
         <w:t xml:space="preserve"> </w:t>
@@ -2986,19 +2936,7 @@
         <w:rPr>
           <w:rStyle w:val="VerbatimChar"/>
         </w:rPr>
-        <w:t xml:space="preserve">width_cm</w:t>
-      </w:r>
-      <w:r>
-        <w:t xml:space="preserve">,</w:t>
-      </w:r>
-      <w:r>
-        <w:t xml:space="preserve"> </w:t>
-      </w:r>
-      <w:r>
-        <w:rPr>
-          <w:rStyle w:val="VerbatimChar"/>
-        </w:rPr>
-        <w:t xml:space="preserve">height_cm</w:t>
+        <w:t xml:space="preserve">thickness_mm</w:t>
       </w:r>
       <w:r>
         <w:t xml:space="preserve"> </w:t>
@@ -3023,14 +2961,14 @@
         <w:t xml:space="preserve">leaf.</w:t>
       </w:r>
     </w:p>
-    <w:bookmarkEnd w:id="31"/>
-    <w:bookmarkStart w:id="32" w:name="X32857d60ac2f16f73a9de6696a86f144ea76c01"/>
+    <w:bookmarkEnd w:id="29"/>
+    <w:bookmarkStart w:id="30" w:name="e3-connect-it-to-the-science-3-pts"/>
     <w:p>
       <w:pPr>
         <w:pStyle w:val="Heading2"/>
       </w:pPr>
       <w:r>
-        <w:t xml:space="preserve">E3 · Connect it to the science — ✍️ by hand (2 pts)</w:t>
+        <w:t xml:space="preserve">E3 · Connect it to the science (3 pts)</w:t>
       </w:r>
     </w:p>
     <w:p>
@@ -3140,8 +3078,8 @@
         <w:t xml:space="preserve">Next time: we bring this spreadsheet into R and build our first plot as a class.</w:t>
       </w:r>
     </w:p>
-    <w:bookmarkEnd w:id="32"/>
-    <w:bookmarkEnd w:id="33"/>
+    <w:bookmarkEnd w:id="30"/>
+    <w:bookmarkEnd w:id="31"/>
     <w:sectPr>
       <w:pgSz w:h="15840" w:w="12240"/>
       <w:pgMar w:bottom="1440" w:footer="720" w:gutter="0" w:header="720" w:left="1440" w:right="1440" w:top="1440"/>

--- a/docs/content/introduction/introduction_activity.docx
+++ b/docs/content/introduction/introduction_activity.docx
@@ -31,7 +31,7 @@
         <w:pStyle w:val="Date"/>
       </w:pPr>
       <w:r>
-        <w:t xml:space="preserve">2026-09-08</w:t>
+        <w:t xml:space="preserve">2026-09-10</w:t>
       </w:r>
     </w:p>
     <w:p>

--- a/docs/content/introduction/introduction_activity.docx
+++ b/docs/content/introduction/introduction_activity.docx
@@ -31,7 +31,7 @@
         <w:pStyle w:val="Date"/>
       </w:pPr>
       <w:r>
-        <w:t xml:space="preserve">2026-09-10</w:t>
+        <w:t xml:space="preserve">2026-09-14</w:t>
       </w:r>
     </w:p>
     <w:p>

--- a/docs/content/introduction/introduction_activity.docx
+++ b/docs/content/introduction/introduction_activity.docx
@@ -4506,7 +4506,6 @@
         <w:bottom w:color="FF0000" w:space="1" w:sz="8" w:val="single"/>
         <w:right w:color="FF0000" w:space="4" w:sz="8" w:val="single"/>
       </w:pBdr>
-      <w:shd w:color="auto" w:fill="auto" w:val="pct15"/>
       <w:spacing w:after="120" w:before="120"/>
       <w:ind w:left="432" w:right="432"/>
     </w:pPr>
@@ -4527,7 +4526,6 @@
         <w:bottom w:color="auto" w:space="1" w:sz="8" w:val="single"/>
         <w:right w:color="auto" w:space="4" w:sz="8" w:val="single"/>
       </w:pBdr>
-      <w:shd w:color="auto" w:fill="auto" w:val="pct15"/>
       <w:spacing w:after="240" w:before="240"/>
       <w:ind w:left="432" w:right="432"/>
     </w:pPr>
@@ -4542,7 +4540,6 @@
     <w:qFormat/>
     <w:rsid w:val="00771E03"/>
     <w:pPr>
-      <w:shd w:color="auto" w:fill="auto" w:val="pct15"/>
       <w:spacing w:after="240" w:before="240"/>
       <w:ind w:left="432" w:right="432"/>
     </w:pPr>

--- a/docs/content/introduction/introduction_activity.docx
+++ b/docs/content/introduction/introduction_activity.docx
@@ -31,7 +31,7 @@
         <w:pStyle w:val="Date"/>
       </w:pPr>
       <w:r>
-        <w:t xml:space="preserve">2026-09-14</w:t>
+        <w:t xml:space="preserve">2026-09-21</w:t>
       </w:r>
     </w:p>
     <w:p>

--- a/docs/content/introduction/introduction_activity.docx
+++ b/docs/content/introduction/introduction_activity.docx
@@ -31,7 +31,7 @@
         <w:pStyle w:val="Date"/>
       </w:pPr>
       <w:r>
-        <w:t xml:space="preserve">2026-09-21</w:t>
+        <w:t xml:space="preserve">2026-09-22</w:t>
       </w:r>
     </w:p>
     <w:p>

--- a/docs/content/introduction/introduction_activity.docx
+++ b/docs/content/introduction/introduction_activity.docx
@@ -31,7 +31,7 @@
         <w:pStyle w:val="Date"/>
       </w:pPr>
       <w:r>
-        <w:t xml:space="preserve">2026-09-22</w:t>
+        <w:t xml:space="preserve">2026-09-23</w:t>
       </w:r>
     </w:p>
     <w:p>

--- a/docs/content/introduction/introduction_activity.docx
+++ b/docs/content/introduction/introduction_activity.docx
@@ -4589,6 +4589,252 @@
       <w:spacing w:after="100"/>
     </w:pPr>
   </w:style>
+  <w:style w:styleId="BodyText" w:type="paragraph">
+    <w:name w:val="Body Text"/>
+    <w:basedOn w:val="Normal"/>
+    <w:link w:val="BodyTextChar"/>
+    <w:qFormat/>
+    <w:pPr>
+      <w:spacing w:after="180" w:before="180"/>
+    </w:pPr>
+  </w:style>
+  <w:style w:customStyle="1" w:styleId="FirstParagraph" w:type="paragraph">
+    <w:name w:val="First Paragraph"/>
+    <w:basedOn w:val="BodyText"/>
+    <w:next w:val="BodyText"/>
+    <w:qFormat/>
+  </w:style>
+  <w:style w:customStyle="1" w:styleId="Compact" w:type="paragraph">
+    <w:name w:val="Compact"/>
+    <w:basedOn w:val="BodyText"/>
+    <w:qFormat/>
+    <w:pPr>
+      <w:spacing w:after="36" w:before="36"/>
+    </w:pPr>
+  </w:style>
+  <w:style w:customStyle="1" w:styleId="Author" w:type="paragraph">
+    <w:name w:val="Author"/>
+    <w:basedOn w:val="Title"/>
+    <w:next w:val="BodyText"/>
+    <w:qFormat/>
+    <w:pPr>
+      <w:keepNext/>
+      <w:keepLines/>
+    </w:pPr>
+    <w:rPr>
+      <w:sz w:val="24"/>
+      <w:szCs w:val="24"/>
+    </w:rPr>
+  </w:style>
+  <w:style w:styleId="Date" w:type="paragraph">
+    <w:name w:val="Date"/>
+    <w:basedOn w:val="Title"/>
+    <w:next w:val="BodyText"/>
+    <w:qFormat/>
+    <w:pPr>
+      <w:keepNext/>
+      <w:keepLines/>
+    </w:pPr>
+    <w:rPr>
+      <w:sz w:val="24"/>
+      <w:szCs w:val="24"/>
+    </w:rPr>
+  </w:style>
+  <w:style w:customStyle="1" w:styleId="AbstractTitle" w:type="paragraph">
+    <w:name w:val="Abstract Title"/>
+    <w:basedOn w:val="Normal"/>
+    <w:next w:val="Abstract"/>
+    <w:qFormat/>
+    <w:pPr>
+      <w:keepNext/>
+      <w:keepLines/>
+      <w:spacing w:after="0" w:before="300"/>
+      <w:jc w:val="center"/>
+    </w:pPr>
+    <w:rPr>
+      <w:b/>
+      <w:sz w:val="20"/>
+      <w:szCs w:val="20"/>
+    </w:rPr>
+  </w:style>
+  <w:style w:customStyle="1" w:styleId="Abstract" w:type="paragraph">
+    <w:name w:val="Abstract"/>
+    <w:basedOn w:val="Normal"/>
+    <w:next w:val="BodyText"/>
+    <w:qFormat/>
+    <w:pPr>
+      <w:keepNext/>
+      <w:keepLines/>
+      <w:spacing w:after="300" w:before="100"/>
+    </w:pPr>
+    <w:rPr>
+      <w:sz w:val="20"/>
+      <w:szCs w:val="20"/>
+    </w:rPr>
+  </w:style>
+  <w:style w:styleId="Bibliography" w:type="paragraph">
+    <w:name w:val="Bibliography"/>
+    <w:basedOn w:val="Normal"/>
+    <w:next w:val="Bibliography"/>
+    <w:qFormat/>
+    <w:pPr/>
+    <w:rPr/>
+  </w:style>
+  <w:style w:styleId="BlockText" w:type="paragraph">
+    <w:name w:val="Block Text"/>
+    <w:basedOn w:val="BodyText"/>
+    <w:next w:val="BodyText"/>
+    <w:uiPriority w:val="9"/>
+    <w:unhideWhenUsed/>
+    <w:qFormat/>
+    <w:pPr>
+      <w:spacing w:after="100" w:before="100"/>
+      <w:ind w:firstLine="0" w:left="480" w:right="480"/>
+    </w:pPr>
+  </w:style>
+  <w:style w:styleId="FootnoteText" w:type="paragraph">
+    <w:name w:val="Footnote Text"/>
+    <w:basedOn w:val="Normal"/>
+    <w:next w:val="FootnoteText"/>
+    <w:uiPriority w:val="9"/>
+    <w:unhideWhenUsed/>
+    <w:qFormat/>
+  </w:style>
+  <w:style w:styleId="FootnoteBlockText" w:type="paragraph">
+    <w:name w:val="Footnote Block Text"/>
+    <w:basedOn w:val="FootnoteText"/>
+    <w:next w:val="FootnoteText"/>
+    <w:uiPriority w:val="9"/>
+    <w:unhideWhenUsed/>
+    <w:qFormat/>
+    <w:pPr>
+      <w:spacing w:after="100" w:before="100"/>
+      <w:ind w:firstLine="0" w:left="480" w:right="480"/>
+    </w:pPr>
+  </w:style>
+  <w:style w:styleId="Table" w:type="table">
+    <w:name w:val="Table"/>
+    <w:basedOn w:val="TableNormal"/>
+    <w:semiHidden/>
+    <w:unhideWhenUsed/>
+    <w:qFormat/>
+    <w:tblPr>
+      <w:tblInd w:type="dxa" w:w="0"/>
+      <w:tblCellMar>
+        <w:top w:type="dxa" w:w="0"/>
+        <w:left w:type="dxa" w:w="108"/>
+        <w:bottom w:type="dxa" w:w="0"/>
+        <w:right w:type="dxa" w:w="108"/>
+      </w:tblCellMar>
+    </w:tblPr>
+    <w:tblStylePr w:type="firstRow">
+      <w:tcPr>
+        <w:tcBorders>
+          <w:bottom w:val="single"/>
+        </w:tcBorders>
+        <w:vAlign w:val="bottom"/>
+      </w:tcPr>
+    </w:tblStylePr>
+  </w:style>
+  <w:style w:customStyle="1" w:styleId="DefinitionTerm" w:type="paragraph">
+    <w:name w:val="Definition Term"/>
+    <w:basedOn w:val="Normal"/>
+    <w:next w:val="Definition"/>
+    <w:pPr>
+      <w:keepNext/>
+      <w:keepLines/>
+      <w:spacing w:after="0"/>
+    </w:pPr>
+    <w:rPr>
+      <w:b/>
+    </w:rPr>
+  </w:style>
+  <w:style w:customStyle="1" w:styleId="Definition" w:type="paragraph">
+    <w:name w:val="Definition"/>
+    <w:basedOn w:val="Normal"/>
+  </w:style>
+  <w:style w:styleId="Caption" w:type="paragraph">
+    <w:name w:val="Caption"/>
+    <w:basedOn w:val="Normal"/>
+    <w:link w:val="BodyTextChar"/>
+    <w:pPr>
+      <w:spacing w:after="120" w:before="0"/>
+    </w:pPr>
+    <w:rPr>
+      <w:i/>
+    </w:rPr>
+  </w:style>
+  <w:style w:customStyle="1" w:styleId="TableCaption" w:type="paragraph">
+    <w:name w:val="Table Caption"/>
+    <w:basedOn w:val="Caption"/>
+    <w:pPr>
+      <w:keepNext/>
+    </w:pPr>
+  </w:style>
+  <w:style w:customStyle="1" w:styleId="ImageCaption" w:type="paragraph">
+    <w:name w:val="Image Caption"/>
+    <w:basedOn w:val="Caption"/>
+  </w:style>
+  <w:style w:customStyle="1" w:styleId="Figure" w:type="paragraph">
+    <w:name w:val="Figure"/>
+    <w:basedOn w:val="Normal"/>
+  </w:style>
+  <w:style w:customStyle="1" w:styleId="CaptionedFigure" w:type="paragraph">
+    <w:name w:val="Captioned Figure"/>
+    <w:basedOn w:val="Figure"/>
+    <w:pPr>
+      <w:keepNext/>
+    </w:pPr>
+  </w:style>
+  <w:style w:customStyle="1" w:styleId="BodyTextChar" w:type="character">
+    <w:name w:val="Body Text Char"/>
+    <w:basedOn w:val="DefaultParagraphFont"/>
+    <w:link w:val="BodyText"/>
+  </w:style>
+  <w:style w:customStyle="1" w:styleId="VerbatimChar" w:type="character">
+    <w:name w:val="Verbatim Char"/>
+    <w:basedOn w:val="BodyTextChar"/>
+    <w:rPr>
+      <w:rFonts w:ascii="Consolas" w:hAnsi="Consolas"/>
+      <w:sz w:val="22"/>
+    </w:rPr>
+  </w:style>
+  <w:style w:customStyle="1" w:styleId="SectionNumber" w:type="character">
+    <w:name w:val="Section Number"/>
+    <w:basedOn w:val="BodyTextChar"/>
+  </w:style>
+  <w:style w:styleId="FootnoteReference" w:type="character">
+    <w:name w:val="Footnote Reference"/>
+    <w:basedOn w:val="BodyTextChar"/>
+    <w:rPr>
+      <w:vertAlign w:val="superscript"/>
+    </w:rPr>
+  </w:style>
+  <w:style w:styleId="Hyperlink" w:type="character">
+    <w:name w:val="Hyperlink"/>
+    <w:basedOn w:val="BodyTextChar"/>
+    <w:rPr>
+      <w:color w:themeColor="accent1" w:val="4F81BD"/>
+    </w:rPr>
+  </w:style>
+  <w:style w:styleId="TOCHeading" w:type="paragraph">
+    <w:name w:val="TOC Heading"/>
+    <w:basedOn w:val="Heading1"/>
+    <w:next w:val="BodyText"/>
+    <w:uiPriority w:val="39"/>
+    <w:unhideWhenUsed/>
+    <w:qFormat/>
+    <w:pPr>
+      <w:spacing w:before="240" w:line="259" w:lineRule="auto"/>
+      <w:outlineLvl w:val="9"/>
+    </w:pPr>
+    <w:rPr>
+      <w:rFonts w:asciiTheme="majorHAnsi" w:cstheme="majorBidi" w:eastAsiaTheme="majorEastAsia" w:hAnsiTheme="majorHAnsi"/>
+      <w:b w:val="0"/>
+      <w:bCs w:val="0"/>
+      <w:color w:themeColor="accent1" w:themeShade="BF" w:val="365F91"/>
+    </w:rPr>
+  </w:style>
   <w:style w:type="character" w:customStyle="1" w:styleId="KeywordTok">
     <w:name w:val="KeywordTok"/>
     <w:basedOn w:val="VerbatimChar"/>

--- a/docs/content/introduction/introduction_activity.docx
+++ b/docs/content/introduction/introduction_activity.docx
@@ -3082,7 +3082,7 @@
     <w:bookmarkEnd w:id="31"/>
     <w:sectPr>
       <w:pgSz w:h="15840" w:w="12240"/>
-      <w:pgMar w:bottom="1440" w:footer="720" w:gutter="0" w:header="720" w:left="1440" w:right="1440" w:top="1440"/>
+      <w:pgMar w:bottom="720" w:footer="432" w:gutter="0" w:header="432" w:left="720" w:right="1008" w:top="720"/>
       <w:cols w:space="720"/>
       <w:docGrid w:linePitch="360"/>
     </w:sectPr>
@@ -3588,7 +3588,11 @@
         <w14:ligatures w14:val="standardContextual"/>
       </w:rPr>
     </w:rPrDefault>
-    <w:pPrDefault/>
+    <w:pPrDefault>
+      <w:pPr>
+        <w:spacing w:after="0" w:before="0" w:line="240" w:lineRule="auto"/>
+      </w:pPr>
+    </w:pPrDefault>
   </w:docDefaults>
   <w:latentStyles w:count="376" w:defLockedState="0" w:defQFormat="0" w:defSemiHidden="0" w:defUIPriority="99" w:defUnhideWhenUsed="0">
     <w:lsdException w:name="Normal" w:qFormat="1" w:uiPriority="0"/>
@@ -4388,7 +4392,7 @@
     <w:qFormat/>
     <w:rsid w:val="00AF5CF1"/>
     <w:pPr>
-      <w:spacing w:after="160" w:before="160"/>
+      <w:spacing w:after="0" w:before="0"/>
       <w:jc w:val="center"/>
     </w:pPr>
     <w:rPr>
@@ -4506,7 +4510,7 @@
         <w:bottom w:color="FF0000" w:space="1" w:sz="8" w:val="single"/>
         <w:right w:color="FF0000" w:space="4" w:sz="8" w:val="single"/>
       </w:pBdr>
-      <w:spacing w:after="120" w:before="120"/>
+      <w:spacing w:after="40" w:before="40"/>
       <w:ind w:left="432" w:right="432"/>
     </w:pPr>
     <w:rPr>
@@ -4526,7 +4530,7 @@
         <w:bottom w:color="auto" w:space="1" w:sz="8" w:val="single"/>
         <w:right w:color="auto" w:space="4" w:sz="8" w:val="single"/>
       </w:pBdr>
-      <w:spacing w:after="240" w:before="240"/>
+      <w:spacing w:after="40" w:before="40"/>
       <w:ind w:left="432" w:right="432"/>
     </w:pPr>
     <w:rPr>
@@ -4540,7 +4544,7 @@
     <w:qFormat/>
     <w:rsid w:val="00771E03"/>
     <w:pPr>
-      <w:spacing w:after="240" w:before="240"/>
+      <w:spacing w:after="40" w:before="40"/>
       <w:ind w:left="432" w:right="432"/>
     </w:pPr>
     <w:rPr>
@@ -4586,7 +4590,7 @@
     <w:unhideWhenUsed/>
     <w:rsid w:val="00322D32"/>
     <w:pPr>
-      <w:spacing w:after="100"/>
+      <w:spacing w:after="0" w:before="0"/>
     </w:pPr>
   </w:style>
   <w:style w:styleId="BodyText" w:type="paragraph">
@@ -4595,7 +4599,7 @@
     <w:link w:val="BodyTextChar"/>
     <w:qFormat/>
     <w:pPr>
-      <w:spacing w:after="180" w:before="180"/>
+      <w:spacing w:after="0" w:before="0"/>
     </w:pPr>
   </w:style>
   <w:style w:customStyle="1" w:styleId="FirstParagraph" w:type="paragraph">
@@ -4603,13 +4607,16 @@
     <w:basedOn w:val="BodyText"/>
     <w:next w:val="BodyText"/>
     <w:qFormat/>
+    <w:pPr>
+      <w:spacing w:after="0" w:before="0"/>
+    </w:pPr>
   </w:style>
   <w:style w:customStyle="1" w:styleId="Compact" w:type="paragraph">
     <w:name w:val="Compact"/>
     <w:basedOn w:val="BodyText"/>
     <w:qFormat/>
     <w:pPr>
-      <w:spacing w:after="36" w:before="36"/>
+      <w:spacing w:after="0" w:before="0"/>
     </w:pPr>
   </w:style>
   <w:style w:customStyle="1" w:styleId="Author" w:type="paragraph">
@@ -4688,7 +4695,7 @@
     <w:unhideWhenUsed/>
     <w:qFormat/>
     <w:pPr>
-      <w:spacing w:after="100" w:before="100"/>
+      <w:spacing w:after="0" w:before="0"/>
       <w:ind w:firstLine="0" w:left="480" w:right="480"/>
     </w:pPr>
   </w:style>
@@ -4758,7 +4765,7 @@
     <w:basedOn w:val="Normal"/>
     <w:link w:val="BodyTextChar"/>
     <w:pPr>
-      <w:spacing w:after="120" w:before="0"/>
+      <w:spacing w:after="0" w:before="0"/>
     </w:pPr>
     <w:rPr>
       <w:i/>
@@ -4768,21 +4775,29 @@
     <w:name w:val="Table Caption"/>
     <w:basedOn w:val="Caption"/>
     <w:pPr>
+      <w:spacing w:after="0" w:before="0"/>
       <w:keepNext/>
     </w:pPr>
   </w:style>
   <w:style w:customStyle="1" w:styleId="ImageCaption" w:type="paragraph">
     <w:name w:val="Image Caption"/>
     <w:basedOn w:val="Caption"/>
+    <w:pPr>
+      <w:spacing w:after="0" w:before="0"/>
+    </w:pPr>
   </w:style>
   <w:style w:customStyle="1" w:styleId="Figure" w:type="paragraph">
     <w:name w:val="Figure"/>
     <w:basedOn w:val="Normal"/>
+    <w:pPr>
+      <w:spacing w:after="0" w:before="0"/>
+    </w:pPr>
   </w:style>
   <w:style w:customStyle="1" w:styleId="CaptionedFigure" w:type="paragraph">
     <w:name w:val="Captioned Figure"/>
     <w:basedOn w:val="Figure"/>
     <w:pPr>
+      <w:spacing w:after="0" w:before="0"/>
       <w:keepNext/>
     </w:pPr>
   </w:style>
@@ -4795,8 +4810,8 @@
     <w:name w:val="Verbatim Char"/>
     <w:basedOn w:val="BodyTextChar"/>
     <w:rPr>
-      <w:rFonts w:ascii="Consolas" w:hAnsi="Consolas"/>
-      <w:sz w:val="22"/>
+      <w:rFonts w:ascii="Courier New" w:cs="Courier New" w:hAnsi="Courier New"/>
+      <w:sz w:val="20"/>
     </w:rPr>
   </w:style>
   <w:style w:customStyle="1" w:styleId="SectionNumber" w:type="character">

--- a/docs/content/introduction/introduction_activity.docx
+++ b/docs/content/introduction/introduction_activity.docx
@@ -200,7 +200,7 @@
         <w:rPr>
           <w:rStyle w:val="VerbatimChar"/>
         </w:rPr>
-        <w:t xml:space="preserve">_______________________________________________________________________</w:t>
+        <w:t xml:space="preserve">_________________________________________________________________</w:t>
       </w:r>
     </w:p>
     <w:p>
@@ -229,7 +229,7 @@
         <w:rPr>
           <w:rStyle w:val="VerbatimChar"/>
         </w:rPr>
-        <w:t xml:space="preserve">_______________________________________________________________________</w:t>
+        <w:t xml:space="preserve">_________________________________________________________________</w:t>
       </w:r>
     </w:p>
     <w:p>
@@ -270,7 +270,7 @@
         <w:rPr>
           <w:rStyle w:val="VerbatimChar"/>
         </w:rPr>
-        <w:t xml:space="preserve">_______________________________________________________________________</w:t>
+        <w:t xml:space="preserve">_________________________________________________________________</w:t>
       </w:r>
     </w:p>
     <w:p>
@@ -299,7 +299,7 @@
         <w:rPr>
           <w:rStyle w:val="VerbatimChar"/>
         </w:rPr>
-        <w:t xml:space="preserve">_______________________________________________________________________</w:t>
+        <w:t xml:space="preserve">_________________________________________________________________</w:t>
       </w:r>
     </w:p>
     <w:p>
@@ -328,7 +328,7 @@
         <w:rPr>
           <w:rStyle w:val="VerbatimChar"/>
         </w:rPr>
-        <w:t xml:space="preserve">_______________________________________________________________________</w:t>
+        <w:t xml:space="preserve">_________________________________________________________________</w:t>
       </w:r>
     </w:p>
     <w:p>
@@ -357,7 +357,7 @@
         <w:rPr>
           <w:rStyle w:val="VerbatimChar"/>
         </w:rPr>
-        <w:t xml:space="preserve">_______________________________________________________________________</w:t>
+        <w:t xml:space="preserve">_________________________________________________________________</w:t>
       </w:r>
     </w:p>
     <w:tbl>
@@ -612,7 +612,7 @@
         <w:rPr>
           <w:rStyle w:val="VerbatimChar"/>
         </w:rPr>
-        <w:t xml:space="preserve">_______________________________________________________________________</w:t>
+        <w:t xml:space="preserve">_________________________________________________________________</w:t>
       </w:r>
     </w:p>
     <w:p>
@@ -647,7 +647,7 @@
         <w:rPr>
           <w:rStyle w:val="VerbatimChar"/>
         </w:rPr>
-        <w:t xml:space="preserve">_______________________________________________________________________</w:t>
+        <w:t xml:space="preserve">_________________________________________________________________</w:t>
       </w:r>
     </w:p>
     <w:p>
@@ -670,7 +670,7 @@
         <w:rPr>
           <w:rStyle w:val="VerbatimChar"/>
         </w:rPr>
-        <w:t xml:space="preserve">_______________________________________________________________________</w:t>
+        <w:t xml:space="preserve">_________________________________________________________________</w:t>
       </w:r>
     </w:p>
     <w:p>
@@ -693,7 +693,7 @@
         <w:rPr>
           <w:rStyle w:val="VerbatimChar"/>
         </w:rPr>
-        <w:t xml:space="preserve">_______________________________________________________________________</w:t>
+        <w:t xml:space="preserve">_________________________________________________________________</w:t>
       </w:r>
     </w:p>
     <w:p>
@@ -1015,7 +1015,7 @@
         <w:rPr>
           <w:rStyle w:val="VerbatimChar"/>
         </w:rPr>
-        <w:t xml:space="preserve">_______________________________________________________________________</w:t>
+        <w:t xml:space="preserve">_________________________________________________________________</w:t>
       </w:r>
     </w:p>
     <w:p>
@@ -1038,7 +1038,7 @@
         <w:rPr>
           <w:rStyle w:val="VerbatimChar"/>
         </w:rPr>
-        <w:t xml:space="preserve">_______________________________________________________________________</w:t>
+        <w:t xml:space="preserve">_________________________________________________________________</w:t>
       </w:r>
     </w:p>
     <w:p>
@@ -1061,7 +1061,7 @@
         <w:rPr>
           <w:rStyle w:val="VerbatimChar"/>
         </w:rPr>
-        <w:t xml:space="preserve">_______________________________________________________________________</w:t>
+        <w:t xml:space="preserve">_________________________________________________________________</w:t>
       </w:r>
     </w:p>
     <w:p>
@@ -1444,7 +1444,7 @@
         <w:rPr>
           <w:rStyle w:val="VerbatimChar"/>
         </w:rPr>
-        <w:t xml:space="preserve">_______________________________________________________________________</w:t>
+        <w:t xml:space="preserve">_________________________________________________________________</w:t>
       </w:r>
     </w:p>
     <w:p>
@@ -1493,7 +1493,7 @@
         <w:rPr>
           <w:rStyle w:val="VerbatimChar"/>
         </w:rPr>
-        <w:t xml:space="preserve">_______________________________________________________________________</w:t>
+        <w:t xml:space="preserve">_________________________________________________________________</w:t>
       </w:r>
     </w:p>
     <w:p>
@@ -1575,7 +1575,7 @@
         <w:rPr>
           <w:rStyle w:val="VerbatimChar"/>
         </w:rPr>
-        <w:t xml:space="preserve">_______________________________________________________________________</w:t>
+        <w:t xml:space="preserve">_________________________________________________________________</w:t>
       </w:r>
     </w:p>
     <w:p>
@@ -1800,7 +1800,7 @@
         <w:rPr>
           <w:rStyle w:val="VerbatimChar"/>
         </w:rPr>
-        <w:t xml:space="preserve">_______________________________________________________________________</w:t>
+        <w:t xml:space="preserve">_________________________________________________________________</w:t>
       </w:r>
     </w:p>
     <w:p>
@@ -1823,7 +1823,7 @@
         <w:rPr>
           <w:rStyle w:val="VerbatimChar"/>
         </w:rPr>
-        <w:t xml:space="preserve">_______________________________________________________________________</w:t>
+        <w:t xml:space="preserve">_________________________________________________________________</w:t>
       </w:r>
     </w:p>
     <w:p>
@@ -2292,10 +2292,13 @@
         <w:t xml:space="preserve">&lt;-</w:t>
       </w:r>
       <w:r>
+        <w:br/>
+      </w:r>
+      <w:r>
         <w:rPr>
           <w:rStyle w:val="NormalTok"/>
         </w:rPr>
-        <w:t xml:space="preserve"> </w:t>
+        <w:t xml:space="preserve">  </w:t>
       </w:r>
       <w:r>
         <w:rPr>
@@ -2610,7 +2613,16 @@
         <w:rPr>
           <w:rStyle w:val="NormalTok"/>
         </w:rPr>
-        <w:t xml:space="preserve">, </w:t>
+        <w:t xml:space="preserve">,</w:t>
+      </w:r>
+      <w:r>
+        <w:br/>
+      </w:r>
+      <w:r>
+        <w:rPr>
+          <w:rStyle w:val="NormalTok"/>
+        </w:rPr>
+        <w:t xml:space="preserve">       </w:t>
       </w:r>
       <w:r>
         <w:rPr>

--- a/docs/content/introduction/introduction_activity.docx
+++ b/docs/content/introduction/introduction_activity.docx
@@ -31,7 +31,7 @@
         <w:pStyle w:val="Date"/>
       </w:pPr>
       <w:r>
-        <w:t xml:space="preserve">2026-09-23</w:t>
+        <w:t xml:space="preserve">2026-09-24</w:t>
       </w:r>
     </w:p>
     <w:p>

--- a/docs/content/introduction/introduction_activity.docx
+++ b/docs/content/introduction/introduction_activity.docx
@@ -31,7 +31,7 @@
         <w:pStyle w:val="Date"/>
       </w:pPr>
       <w:r>
-        <w:t xml:space="preserve">2026-09-24</w:t>
+        <w:t xml:space="preserve">2026-09-29</w:t>
       </w:r>
     </w:p>
     <w:p>

--- a/docs/content/introduction/introduction_activity.docx
+++ b/docs/content/introduction/introduction_activity.docx
@@ -31,7 +31,7 @@
         <w:pStyle w:val="Date"/>
       </w:pPr>
       <w:r>
-        <w:t xml:space="preserve">2026-09-29</w:t>
+        <w:t xml:space="preserve">2026-10-01</w:t>
       </w:r>
     </w:p>
     <w:p>

--- a/docs/content/introduction/introduction_activity.docx
+++ b/docs/content/introduction/introduction_activity.docx
@@ -31,7 +31,7 @@
         <w:pStyle w:val="Date"/>
       </w:pPr>
       <w:r>
-        <w:t xml:space="preserve">2026-10-01</w:t>
+        <w:t xml:space="preserve">2026-10-05</w:t>
       </w:r>
     </w:p>
     <w:p>
@@ -406,7 +406,7 @@
                     <a:graphicData uri="http://schemas.openxmlformats.org/drawingml/2006/picture">
                       <pic:pic>
                         <pic:nvPicPr>
-                          <pic:cNvPr descr="/Applications/Positron.app/Contents/Resources/app/quarto/share/formats/docx/tip.png" id="12" name="Picture"/>
+                          <pic:cNvPr descr="/opt/quarto/share/formats/docx/tip.png" id="12" name="Picture"/>
                           <pic:cNvPicPr>
                             <a:picLocks noChangeArrowheads="1" noChangeAspect="1"/>
                           </pic:cNvPicPr>
@@ -851,7 +851,7 @@
                     <a:graphicData uri="http://schemas.openxmlformats.org/drawingml/2006/picture">
                       <pic:pic>
                         <pic:nvPicPr>
-                          <pic:cNvPr descr="/Applications/Positron.app/Contents/Resources/app/quarto/share/formats/docx/important.png" id="17" name="Picture"/>
+                          <pic:cNvPr descr="/opt/quarto/share/formats/docx/important.png" id="17" name="Picture"/>
                           <pic:cNvPicPr>
                             <a:picLocks noChangeArrowheads="1" noChangeAspect="1"/>
                           </pic:cNvPicPr>
@@ -1632,7 +1632,7 @@
                     <a:graphicData uri="http://schemas.openxmlformats.org/drawingml/2006/picture">
                       <pic:pic>
                         <pic:nvPicPr>
-                          <pic:cNvPr descr="/Applications/Positron.app/Contents/Resources/app/quarto/share/formats/docx/tip.png" id="21" name="Picture"/>
+                          <pic:cNvPr descr="/opt/quarto/share/formats/docx/tip.png" id="21" name="Picture"/>
                           <pic:cNvPicPr>
                             <a:picLocks noChangeArrowheads="1" noChangeAspect="1"/>
                           </pic:cNvPicPr>
@@ -1941,7 +1941,7 @@
                     <a:graphicData uri="http://schemas.openxmlformats.org/drawingml/2006/picture">
                       <pic:pic>
                         <pic:nvPicPr>
-                          <pic:cNvPr descr="/Applications/Positron.app/Contents/Resources/app/quarto/share/formats/docx/note.png" id="26" name="Picture"/>
+                          <pic:cNvPr descr="/opt/quarto/share/formats/docx/note.png" id="26" name="Picture"/>
                           <pic:cNvPicPr>
                             <a:picLocks noChangeArrowheads="1" noChangeAspect="1"/>
                           </pic:cNvPicPr>

--- a/docs/content/introduction/introduction_activity.docx
+++ b/docs/content/introduction/introduction_activity.docx
@@ -31,7 +31,7 @@
         <w:pStyle w:val="Date"/>
       </w:pPr>
       <w:r>
-        <w:t xml:space="preserve">2026-10-05</w:t>
+        <w:t xml:space="preserve">2026-10-08</w:t>
       </w:r>
     </w:p>
     <w:p>
@@ -406,7 +406,7 @@
                     <a:graphicData uri="http://schemas.openxmlformats.org/drawingml/2006/picture">
                       <pic:pic>
                         <pic:nvPicPr>
-                          <pic:cNvPr descr="/opt/quarto/share/formats/docx/tip.png" id="12" name="Picture"/>
+                          <pic:cNvPr descr="/Applications/Positron.app/Contents/Resources/app/quarto/share/formats/docx/tip.png" id="12" name="Picture"/>
                           <pic:cNvPicPr>
                             <a:picLocks noChangeArrowheads="1" noChangeAspect="1"/>
                           </pic:cNvPicPr>
@@ -851,7 +851,7 @@
                     <a:graphicData uri="http://schemas.openxmlformats.org/drawingml/2006/picture">
                       <pic:pic>
                         <pic:nvPicPr>
-                          <pic:cNvPr descr="/opt/quarto/share/formats/docx/important.png" id="17" name="Picture"/>
+                          <pic:cNvPr descr="/Applications/Positron.app/Contents/Resources/app/quarto/share/formats/docx/important.png" id="17" name="Picture"/>
                           <pic:cNvPicPr>
                             <a:picLocks noChangeArrowheads="1" noChangeAspect="1"/>
                           </pic:cNvPicPr>
@@ -1632,7 +1632,7 @@
                     <a:graphicData uri="http://schemas.openxmlformats.org/drawingml/2006/picture">
                       <pic:pic>
                         <pic:nvPicPr>
-                          <pic:cNvPr descr="/opt/quarto/share/formats/docx/tip.png" id="21" name="Picture"/>
+                          <pic:cNvPr descr="/Applications/Positron.app/Contents/Resources/app/quarto/share/formats/docx/tip.png" id="21" name="Picture"/>
                           <pic:cNvPicPr>
                             <a:picLocks noChangeArrowheads="1" noChangeAspect="1"/>
                           </pic:cNvPicPr>
@@ -1941,7 +1941,7 @@
                     <a:graphicData uri="http://schemas.openxmlformats.org/drawingml/2006/picture">
                       <pic:pic>
                         <pic:nvPicPr>
-                          <pic:cNvPr descr="/opt/quarto/share/formats/docx/note.png" id="26" name="Picture"/>
+                          <pic:cNvPr descr="/Applications/Positron.app/Contents/Resources/app/quarto/share/formats/docx/note.png" id="26" name="Picture"/>
                           <pic:cNvPicPr>
                             <a:picLocks noChangeArrowheads="1" noChangeAspect="1"/>
                           </pic:cNvPicPr>

--- a/docs/content/introduction/introduction_activity.docx
+++ b/docs/content/introduction/introduction_activity.docx
@@ -31,7 +31,7 @@
         <w:pStyle w:val="Date"/>
       </w:pPr>
       <w:r>
-        <w:t xml:space="preserve">2026-10-08</w:t>
+        <w:t xml:space="preserve">2026-10-09</w:t>
       </w:r>
     </w:p>
     <w:p>

--- a/docs/content/introduction/introduction_activity.docx
+++ b/docs/content/introduction/introduction_activity.docx
@@ -31,7 +31,7 @@
         <w:pStyle w:val="Date"/>
       </w:pPr>
       <w:r>
-        <w:t xml:space="preserve">2026-10-09</w:t>
+        <w:t xml:space="preserve">2026-10-19</w:t>
       </w:r>
     </w:p>
     <w:p>

--- a/docs/content/introduction/introduction_activity.docx
+++ b/docs/content/introduction/introduction_activity.docx
@@ -31,7 +31,7 @@
         <w:pStyle w:val="Date"/>
       </w:pPr>
       <w:r>
-        <w:t xml:space="preserve">2026-10-19</w:t>
+        <w:t xml:space="preserve">2026-10-22</w:t>
       </w:r>
     </w:p>
     <w:p>
